--- a/resume-templates/Marketing Analytics.docx
+++ b/resume-templates/Marketing Analytics.docx
@@ -199,20 +199,41 @@
         <w:ind w:left="-540" w:right="-720" w:hanging="180"/>
         <w:rPr>
           <w:rFonts w:ascii="Calibri" w:cs="Calibri" w:eastAsia="Calibri" w:hAnsi="Calibri"/>
+        </w:rPr>
+      </w:pPr>
+      <w:r>
+        <w:rPr>
+          <w:rFonts w:ascii="Calibri" w:cs="Calibri" w:eastAsia="Calibri" w:hAnsi="Calibri"/>
           <w:b w:val="1"/>
           <w:bCs w:val="1"/>
           <w:smallCaps w:val="1"/>
-        </w:rPr>
-      </w:pPr>
-      <w:r>
-        <w:rPr>
-          <w:rFonts w:ascii="Calibri" w:cs="Calibri" w:eastAsia="Calibri" w:hAnsi="Calibri"/>
-          <w:b w:val="1"/>
-          <w:bCs w:val="1"/>
-          <w:smallCaps w:val="1"/>
           <w:rtl w:val="0"/>
         </w:rPr>
         <w:t xml:space="preserve">WORK EXPERIENCE</w:t>
+      </w:r>
+      <w:r>
+        <w:rPr>
+          <w:rtl w:val="0"/>
+        </w:rPr>
+      </w:r>
+    </w:p>
+    <w:p>
+      <w:pPr>
+        <w:tabs>
+          <w:tab w:val="right" w:leader="none" w:pos="10770"/>
+        </w:tabs>
+        <w:spacing w:after="18" w:line="216" w:lineRule="auto"/>
+        <w:ind w:left="720" w:right="-720" w:firstLine="0"/>
+        <w:rPr>
+          <w:rFonts w:ascii="Calibri" w:cs="Calibri" w:eastAsia="Calibri" w:hAnsi="Calibri"/>
+          <w:sz w:val="8"/>
+          <w:szCs w:val="8"/>
+        </w:rPr>
+      </w:pPr>
+      <w:r>
+        <w:rPr>
+          <w:rtl w:val="0"/>
+        </w:rPr>
       </w:r>
     </w:p>
     <w:p>
@@ -306,7 +327,7 @@
           <w:rFonts w:ascii="Calibri" w:cs="Calibri" w:eastAsia="Calibri" w:hAnsi="Calibri"/>
           <w:rtl w:val="0"/>
         </w:rPr>
-        <w:t xml:space="preserve">Built a Looker Studio dashboard to monitor real-time status of 6 automated data pipelines, strengthening data reliability for marketing reporting and analysis</w:t>
+        <w:t xml:space="preserve">Built CPA prediction model by audience segment and seasonality, enabling data-driven budget planning and client negotiation at proposal stage</w:t>
       </w:r>
     </w:p>
     <w:p>
@@ -342,84 +363,7 @@
           <w:rFonts w:ascii="Calibri" w:cs="Calibri" w:eastAsia="Calibri" w:hAnsi="Calibri"/>
           <w:rtl w:val="0"/>
         </w:rPr>
-        <w:t xml:space="preserve">Designed and implemented an automated daily data pipeline (extraction, cleaning, upload), reducing manual processing time by 99% and accelerating data availability for campaign analysis</w:t>
-      </w:r>
-    </w:p>
-    <w:p>
-      <w:pPr>
-        <w:tabs>
-          <w:tab w:val="right" w:leader="none" w:pos="10770"/>
-        </w:tabs>
-        <w:spacing w:after="18" w:line="216" w:lineRule="auto"/>
-        <w:ind w:left="720" w:right="-720" w:firstLine="0"/>
-        <w:rPr>
-          <w:rFonts w:ascii="Calibri" w:cs="Calibri" w:eastAsia="Calibri" w:hAnsi="Calibri"/>
-          <w:sz w:val="8"/>
-          <w:szCs w:val="8"/>
-        </w:rPr>
-      </w:pPr>
-      <w:r>
-        <w:rPr>
-          <w:rtl w:val="0"/>
-        </w:rPr>
-      </w:r>
-    </w:p>
-    <w:p>
-      <w:pPr>
-        <w:tabs>
-          <w:tab w:val="right" w:leader="none" w:pos="10770"/>
-        </w:tabs>
-        <w:spacing w:after="18" w:line="216" w:lineRule="auto"/>
-        <w:ind w:left="-540" w:right="-720" w:hanging="180"/>
-        <w:rPr>
-          <w:rFonts w:ascii="Calibri" w:cs="Calibri" w:eastAsia="Calibri" w:hAnsi="Calibri"/>
-        </w:rPr>
-      </w:pPr>
-      <w:r>
-        <w:rPr>
-          <w:rFonts w:ascii="Calibri" w:cs="Calibri" w:eastAsia="Calibri" w:hAnsi="Calibri"/>
-          <w:b w:val="1"/>
-          <w:bCs w:val="1"/>
-          <w:rtl w:val="0"/>
-        </w:rPr>
-        <w:t xml:space="preserve">Marketing Intern</w:t>
-      </w:r>
-      <w:r>
-        <w:rPr>
-          <w:rFonts w:ascii="Calibri" w:cs="Calibri" w:eastAsia="Calibri" w:hAnsi="Calibri"/>
-          <w:rtl w:val="0"/>
-        </w:rPr>
-        <w:tab/>
-        <w:t xml:space="preserve">February 2024 - June 2024</w:t>
-      </w:r>
-    </w:p>
-    <w:p>
-      <w:pPr>
-        <w:tabs>
-          <w:tab w:val="right" w:leader="none" w:pos="10770"/>
-        </w:tabs>
-        <w:spacing w:after="18" w:line="216" w:lineRule="auto"/>
-        <w:ind w:left="-540" w:right="-720" w:hanging="180"/>
-        <w:rPr>
-          <w:b w:val="1"/>
-          <w:bCs w:val="1"/>
-          <w:sz w:val="19"/>
-          <w:szCs w:val="19"/>
-        </w:rPr>
-      </w:pPr>
-      <w:r>
-        <w:rPr>
-          <w:rFonts w:ascii="Calibri" w:cs="Calibri" w:eastAsia="Calibri" w:hAnsi="Calibri"/>
-          <w:rtl w:val="0"/>
-        </w:rPr>
-        <w:t xml:space="preserve">Growth Strategy (LLC)</w:t>
-        <w:tab/>
-        <w:t xml:space="preserve">Taipei City, TW</w:t>
-      </w:r>
-      <w:r>
-        <w:rPr>
-          <w:rtl w:val="0"/>
-        </w:rPr>
+        <w:t xml:space="preserve">Designed Meta ad creative collection system end-to-end including UX flow, scheduling automation, and export functionality; reduced weekly manual search time by 70%</w:t>
       </w:r>
     </w:p>
     <w:p>
@@ -455,7 +399,89 @@
           <w:rFonts w:ascii="Calibri" w:cs="Calibri" w:eastAsia="Calibri" w:hAnsi="Calibri"/>
           <w:rtl w:val="0"/>
         </w:rPr>
-        <w:t xml:space="preserve">Coordinated influencer marketing campaigns with 30+ creators simultaneously, ensuring brand alignment and consistent messaging across B2B/B2C channels.</w:t>
+        <w:t xml:space="preserve">Built automated Cloud Run monitoring pipeline integrating log collection, data cleaning, BigQuery upload, Looker Studio dashboard, and email alerting; reduced manual processing time by 99%</w:t>
+      </w:r>
+      <w:r>
+        <w:rPr>
+          <w:rtl w:val="0"/>
+        </w:rPr>
+      </w:r>
+    </w:p>
+    <w:p>
+      <w:pPr>
+        <w:tabs>
+          <w:tab w:val="right" w:leader="none" w:pos="10770"/>
+        </w:tabs>
+        <w:spacing w:after="18" w:line="216" w:lineRule="auto"/>
+        <w:ind w:left="720" w:right="-720" w:firstLine="0"/>
+        <w:rPr>
+          <w:rFonts w:ascii="Calibri" w:cs="Calibri" w:eastAsia="Calibri" w:hAnsi="Calibri"/>
+          <w:sz w:val="8"/>
+          <w:szCs w:val="8"/>
+        </w:rPr>
+      </w:pPr>
+      <w:r>
+        <w:rPr>
+          <w:rtl w:val="0"/>
+        </w:rPr>
+      </w:r>
+    </w:p>
+    <w:p>
+      <w:pPr>
+        <w:tabs>
+          <w:tab w:val="right" w:leader="none" w:pos="10770"/>
+        </w:tabs>
+        <w:spacing w:after="18" w:line="216" w:lineRule="auto"/>
+        <w:ind w:left="-540" w:right="-720" w:hanging="180"/>
+        <w:rPr>
+          <w:rFonts w:ascii="Calibri" w:cs="Calibri" w:eastAsia="Calibri" w:hAnsi="Calibri"/>
+        </w:rPr>
+      </w:pPr>
+      <w:r>
+        <w:rPr>
+          <w:rFonts w:ascii="Calibri" w:cs="Calibri" w:eastAsia="Calibri" w:hAnsi="Calibri"/>
+          <w:b w:val="1"/>
+          <w:bCs w:val="1"/>
+          <w:rtl w:val="0"/>
+        </w:rPr>
+        <w:t xml:space="preserve">Marketing Intern</w:t>
+      </w:r>
+      <w:r>
+        <w:rPr>
+          <w:rFonts w:ascii="Calibri" w:cs="Calibri" w:eastAsia="Calibri" w:hAnsi="Calibri"/>
+          <w:rtl w:val="0"/>
+        </w:rPr>
+        <w:tab/>
+        <w:t xml:space="preserve">February 2024 - June 2024</w:t>
+      </w:r>
+    </w:p>
+    <w:p>
+      <w:pPr>
+        <w:tabs>
+          <w:tab w:val="right" w:leader="none" w:pos="10770"/>
+        </w:tabs>
+        <w:spacing w:after="18" w:line="216" w:lineRule="auto"/>
+        <w:ind w:left="-540" w:right="-720" w:hanging="180"/>
+        <w:rPr>
+          <w:b w:val="1"/>
+          <w:bCs w:val="1"/>
+          <w:sz w:val="19"/>
+          <w:szCs w:val="19"/>
+        </w:rPr>
+      </w:pPr>
+      <w:r>
+        <w:rPr>
+          <w:rFonts w:ascii="Calibri" w:cs="Calibri" w:eastAsia="Calibri" w:hAnsi="Calibri"/>
+          <w:rtl w:val="0"/>
+        </w:rPr>
+        <w:t xml:space="preserve">Growth Strategy (LLC)</w:t>
+        <w:tab/>
+        <w:t xml:space="preserve">Taipei City, TW</w:t>
+      </w:r>
+      <w:r>
+        <w:rPr>
+          <w:rtl w:val="0"/>
+        </w:rPr>
       </w:r>
     </w:p>
     <w:p>
@@ -491,84 +517,7 @@
           <w:rFonts w:ascii="Calibri" w:cs="Calibri" w:eastAsia="Calibri" w:hAnsi="Calibri"/>
           <w:rtl w:val="0"/>
         </w:rPr>
-        <w:t xml:space="preserve">Conducted competitive and industry research to inform client strategy, synthesizing findings into polished client-ready presentations and pitch decks.</w:t>
-      </w:r>
-    </w:p>
-    <w:p>
-      <w:pPr>
-        <w:tabs>
-          <w:tab w:val="right" w:leader="none" w:pos="10770"/>
-        </w:tabs>
-        <w:spacing w:after="18" w:line="216" w:lineRule="auto"/>
-        <w:ind w:left="720" w:right="-720" w:firstLine="0"/>
-        <w:rPr>
-          <w:rFonts w:ascii="Calibri" w:cs="Calibri" w:eastAsia="Calibri" w:hAnsi="Calibri"/>
-          <w:sz w:val="8"/>
-          <w:szCs w:val="8"/>
-        </w:rPr>
-      </w:pPr>
-      <w:r>
-        <w:rPr>
-          <w:rtl w:val="0"/>
-        </w:rPr>
-      </w:r>
-    </w:p>
-    <w:p>
-      <w:pPr>
-        <w:tabs>
-          <w:tab w:val="right" w:leader="none" w:pos="10770"/>
-        </w:tabs>
-        <w:spacing w:after="18" w:line="216" w:lineRule="auto"/>
-        <w:ind w:left="-540" w:right="-720" w:hanging="180"/>
-        <w:rPr>
-          <w:rFonts w:ascii="Calibri" w:cs="Calibri" w:eastAsia="Calibri" w:hAnsi="Calibri"/>
-        </w:rPr>
-      </w:pPr>
-      <w:r>
-        <w:rPr>
-          <w:rFonts w:ascii="Calibri" w:cs="Calibri" w:eastAsia="Calibri" w:hAnsi="Calibri"/>
-          <w:b w:val="1"/>
-          <w:bCs w:val="1"/>
-          <w:rtl w:val="0"/>
-        </w:rPr>
-        <w:t xml:space="preserve">Founder</w:t>
-      </w:r>
-      <w:r>
-        <w:rPr>
-          <w:rFonts w:ascii="Calibri" w:cs="Calibri" w:eastAsia="Calibri" w:hAnsi="Calibri"/>
-          <w:rtl w:val="0"/>
-        </w:rPr>
-        <w:tab/>
-        <w:t xml:space="preserve">September 2023 - April 2024</w:t>
-      </w:r>
-    </w:p>
-    <w:p>
-      <w:pPr>
-        <w:tabs>
-          <w:tab w:val="right" w:leader="none" w:pos="10770"/>
-        </w:tabs>
-        <w:spacing w:after="18" w:line="216" w:lineRule="auto"/>
-        <w:ind w:left="-540" w:right="-720" w:hanging="180"/>
-        <w:rPr>
-          <w:b w:val="1"/>
-          <w:bCs w:val="1"/>
-          <w:sz w:val="19"/>
-          <w:szCs w:val="19"/>
-        </w:rPr>
-      </w:pPr>
-      <w:r>
-        <w:rPr>
-          <w:rFonts w:ascii="Calibri" w:cs="Calibri" w:eastAsia="Calibri" w:hAnsi="Calibri"/>
-          <w:rtl w:val="0"/>
-        </w:rPr>
-        <w:t xml:space="preserve">Pour.selection (Online shop)</w:t>
-        <w:tab/>
-        <w:t xml:space="preserve">New Taipei City, TW</w:t>
-      </w:r>
-      <w:r>
-        <w:rPr>
-          <w:rtl w:val="0"/>
-        </w:rPr>
+        <w:t xml:space="preserve">Executed SEO strategy using Google Keyword Planner and Ubersuggest; integrated target keywords into ad copy and blog content to improve organic search rankings for clients</w:t>
       </w:r>
     </w:p>
     <w:p>
@@ -604,7 +553,7 @@
           <w:rFonts w:ascii="Calibri" w:cs="Calibri" w:eastAsia="Calibri" w:hAnsi="Calibri"/>
           <w:rtl w:val="0"/>
         </w:rPr>
-        <w:t xml:space="preserve">Built and scaled a DTC e-commerce brand from launch, managing social media strategy, brand voice, and community engagement across Instagram.</w:t>
+        <w:t xml:space="preserve">Synthesized multi-industry market research into structured, data-driven recommendations for product and packaging strategy across 10+ client accounts</w:t>
       </w:r>
     </w:p>
     <w:p>
@@ -640,22 +589,8 @@
           <w:rFonts w:ascii="Calibri" w:cs="Calibri" w:eastAsia="Calibri" w:hAnsi="Calibri"/>
           <w:rtl w:val="0"/>
         </w:rPr>
-        <w:t xml:space="preserve">Generated NTD $100K in revenue and 1,000+ organic followers within four months by running A/B-tested ad campaigns and optimizing performance through Meta Ads Manager.</w:t>
-      </w:r>
-    </w:p>
-    <w:p>
-      <w:pPr>
-        <w:tabs>
-          <w:tab w:val="right" w:leader="none" w:pos="10770"/>
-        </w:tabs>
-        <w:spacing w:after="18" w:line="216" w:lineRule="auto"/>
-        <w:ind w:left="720" w:right="-720" w:firstLine="0"/>
-        <w:rPr>
-          <w:rFonts w:ascii="Calibri" w:cs="Calibri" w:eastAsia="Calibri" w:hAnsi="Calibri"/>
-          <w:sz w:val="8"/>
-          <w:szCs w:val="8"/>
-        </w:rPr>
-      </w:pPr>
+        <w:t xml:space="preserve">Coordinated influencer marketing campaigns for 30+ creators simultaneously, tracking content performance and ensuring brand alignment across channels</w:t>
+      </w:r>
       <w:r>
         <w:rPr>
           <w:rtl w:val="0"/>
@@ -680,7 +615,7 @@
           <w:bCs w:val="1"/>
           <w:rtl w:val="0"/>
         </w:rPr>
-        <w:t xml:space="preserve">Human Resources Intern</w:t>
+        <w:t xml:space="preserve">Founder</w:t>
       </w:r>
       <w:r>
         <w:rPr>
@@ -688,7 +623,7 @@
           <w:rtl w:val="0"/>
         </w:rPr>
         <w:tab/>
-        <w:t xml:space="preserve">September 2024 - December 2024</w:t>
+        <w:t xml:space="preserve">September 2023 - April 2024</w:t>
       </w:r>
     </w:p>
     <w:p>
@@ -710,9 +645,9 @@
           <w:rFonts w:ascii="Calibri" w:cs="Calibri" w:eastAsia="Calibri" w:hAnsi="Calibri"/>
           <w:rtl w:val="0"/>
         </w:rPr>
-        <w:t xml:space="preserve">Garmin</w:t>
+        <w:t xml:space="preserve">Pour.selection (Online shop)</w:t>
         <w:tab/>
-        <w:t xml:space="preserve">Taoyuan City, TW</w:t>
+        <w:t xml:space="preserve">New Taipei City, TW</w:t>
       </w:r>
       <w:r>
         <w:rPr>
@@ -753,7 +688,7 @@
           <w:rFonts w:ascii="Calibri" w:cs="Calibri" w:eastAsia="Calibri" w:hAnsi="Calibri"/>
           <w:rtl w:val="0"/>
         </w:rPr>
-        <w:t xml:space="preserve">Designed and executed a 5-month content calendar, driving consistent brand engagement and standardizing internal platform operation documentation.</w:t>
+        <w:t xml:space="preserve">Built internal dashboard tracking ROAS by influencer cohort and product category using Meta Analytics; ran A/B tests on pricing and reallocated inventory toward 15 high-velocity products driving 60% of revenue</w:t>
       </w:r>
     </w:p>
     <w:p>
@@ -789,7 +724,12 @@
           <w:rFonts w:ascii="Calibri" w:cs="Calibri" w:eastAsia="Calibri" w:hAnsi="Calibri"/>
           <w:rtl w:val="0"/>
         </w:rPr>
-        <w:t xml:space="preserve">Recruited 10 student ambassadors and coordinated campus activations, managing logistical details and brand collateral for large-scale events.</w:t>
+        <w:t xml:space="preserve">Designed and ran A/B-tested ad campaigns via Meta Ads Manager, translating performance data into prioritized creative decisions; grew to NTD $100K revenue and 1,000+ followers in four months</w:t>
+      </w:r>
+      <w:r>
+        <w:rPr>
+          <w:rtl w:val="0"/>
+        </w:rPr>
       </w:r>
     </w:p>
     <w:p>
@@ -800,7 +740,24 @@
         <w:spacing w:after="18" w:line="216" w:lineRule="auto"/>
         <w:ind w:left="720" w:right="-720" w:firstLine="0"/>
         <w:rPr>
-          <w:rFonts w:ascii="Calibri" w:cs="Calibri" w:eastAsia="Calibri" w:hAnsi="Calibri"/>
+          <w:sz w:val="8"/>
+          <w:szCs w:val="8"/>
+        </w:rPr>
+      </w:pPr>
+      <w:r>
+        <w:rPr>
+          <w:rtl w:val="0"/>
+        </w:rPr>
+      </w:r>
+    </w:p>
+    <w:p>
+      <w:pPr>
+        <w:tabs>
+          <w:tab w:val="right" w:leader="none" w:pos="10770"/>
+        </w:tabs>
+        <w:spacing w:after="18" w:line="216" w:lineRule="auto"/>
+        <w:ind w:left="720" w:right="-720" w:firstLine="0"/>
+        <w:rPr>
           <w:sz w:val="8"/>
           <w:szCs w:val="8"/>
         </w:rPr>
@@ -844,7 +801,7 @@
         <w:tabs>
           <w:tab w:val="right" w:leader="none" w:pos="10770"/>
         </w:tabs>
-        <w:spacing w:after="18" w:line="216" w:lineRule="auto"/>
+        <w:spacing w:line="240" w:lineRule="auto"/>
         <w:ind w:left="-180" w:right="-720" w:hanging="540"/>
         <w:rPr>
           <w:rFonts w:ascii="Calibri" w:cs="Calibri" w:eastAsia="Calibri" w:hAnsi="Calibri"/>
@@ -873,10 +830,12 @@
         <w:tabs>
           <w:tab w:val="right" w:leader="none" w:pos="10770"/>
         </w:tabs>
-        <w:spacing w:after="18" w:line="216" w:lineRule="auto"/>
+        <w:spacing w:line="240" w:lineRule="auto"/>
         <w:ind w:left="-180" w:right="-720" w:hanging="540"/>
         <w:rPr>
           <w:rFonts w:ascii="Calibri" w:cs="Calibri" w:eastAsia="Calibri" w:hAnsi="Calibri"/>
+          <w:b w:val="1"/>
+          <w:bCs w:val="1"/>
         </w:rPr>
       </w:pPr>
       <w:r>
@@ -904,20 +863,6 @@
         </w:rPr>
         <w:t xml:space="preserve">       Boston, MA</w:t>
       </w:r>
-    </w:p>
-    <w:p>
-      <w:pPr>
-        <w:tabs>
-          <w:tab w:val="right" w:leader="none" w:pos="10770"/>
-        </w:tabs>
-        <w:spacing w:after="18" w:line="216" w:lineRule="auto"/>
-        <w:ind w:left="-180" w:right="-720" w:hanging="540"/>
-        <w:rPr>
-          <w:rFonts w:ascii="Calibri" w:cs="Calibri" w:eastAsia="Calibri" w:hAnsi="Calibri"/>
-          <w:sz w:val="6"/>
-          <w:szCs w:val="6"/>
-        </w:rPr>
-      </w:pPr>
       <w:r>
         <w:rPr>
           <w:rtl w:val="0"/>
@@ -957,7 +902,7 @@
           <w:rFonts w:ascii="Calibri" w:cs="Calibri" w:eastAsia="Calibri" w:hAnsi="Calibri"/>
           <w:rtl w:val="0"/>
         </w:rPr>
-        <w:t xml:space="preserve">Analyzed 1.8M Amazon transactions to uncover holiday demand patterns and category growth opportunities</w:t>
+        <w:t xml:space="preserve">Analyzed 1.8M Amazon transactions using Python to uncover holiday demand patterns and category growth opportunities</w:t>
       </w:r>
     </w:p>
     <w:p>
@@ -993,15 +938,18 @@
           <w:rFonts w:ascii="Calibri" w:cs="Calibri" w:eastAsia="Calibri" w:hAnsi="Calibri"/>
           <w:rtl w:val="0"/>
         </w:rPr>
-        <w:t xml:space="preserve">Identified top-performing categories including Electronics (+40%), Home (+28%), and Outdoor (+23%), delivering strategic recommendations on product prioritization and regional promotion strategy</w:t>
-      </w:r>
-    </w:p>
-    <w:p>
-      <w:pPr>
-        <w:tabs>
-          <w:tab w:val="right" w:leader="none" w:pos="10770"/>
-        </w:tabs>
-        <w:spacing w:after="18" w:line="216" w:lineRule="auto"/>
+        <w:t xml:space="preserve">Conducted demographic segmentation identifying middle-income women (25-44) as primary holiday spending segment; delivered strategic recommendations on product prioritization and regional promotion strategy</w:t>
+      </w:r>
+    </w:p>
+    <w:p>
+      <w:pPr>
+        <w:pBdr>
+          <w:top w:color="000000" w:space="0" w:sz="0" w:val="none"/>
+          <w:left w:color="000000" w:space="0" w:sz="0" w:val="none"/>
+          <w:bottom w:color="000000" w:space="0" w:sz="0" w:val="none"/>
+          <w:right w:color="000000" w:space="0" w:sz="0" w:val="none"/>
+        </w:pBdr>
+        <w:spacing w:line="240" w:lineRule="auto"/>
         <w:ind w:left="720" w:right="-720" w:firstLine="0"/>
         <w:rPr>
           <w:rFonts w:ascii="Calibri" w:cs="Calibri" w:eastAsia="Calibri" w:hAnsi="Calibri"/>
@@ -1074,15 +1022,28 @@
     </w:p>
     <w:p>
       <w:pPr>
+        <w:keepNext w:val="0"/>
+        <w:keepLines w:val="0"/>
+        <w:pageBreakBefore w:val="0"/>
+        <w:widowControl w:val="1"/>
         <w:numPr>
           <w:ilvl w:val="0"/>
           <w:numId w:val="1"/>
         </w:numPr>
-        <w:tabs>
-          <w:tab w:val="right" w:leader="none" w:pos="10770"/>
-        </w:tabs>
-        <w:spacing w:after="18" w:line="216" w:lineRule="auto"/>
+        <w:pBdr>
+          <w:top w:space="0" w:sz="0" w:val="nil"/>
+          <w:left w:space="0" w:sz="0" w:val="nil"/>
+          <w:bottom w:space="0" w:sz="0" w:val="nil"/>
+          <w:right w:space="0" w:sz="0" w:val="nil"/>
+          <w:between w:space="0" w:sz="0" w:val="nil"/>
+        </w:pBdr>
+        <w:shd w:fill="auto" w:val="clear"/>
+        <w:tabs>
+          <w:tab w:val="right" w:leader="none" w:pos="10770"/>
+        </w:tabs>
+        <w:spacing w:after="18" w:before="0" w:line="216" w:lineRule="auto"/>
         <w:ind w:left="-180" w:right="-720" w:hanging="270"/>
+        <w:jc w:val="left"/>
         <w:rPr>
           <w:rFonts w:ascii="Calibri" w:cs="Calibri" w:eastAsia="Calibri" w:hAnsi="Calibri"/>
         </w:rPr>
@@ -1097,34 +1058,49 @@
     </w:p>
     <w:p>
       <w:pPr>
-        <w:tabs>
-          <w:tab w:val="right" w:leader="none" w:pos="10770"/>
-        </w:tabs>
-        <w:spacing w:after="18" w:line="216" w:lineRule="auto"/>
-        <w:ind w:right="-720"/>
-        <w:rPr>
-          <w:rFonts w:ascii="Calibri" w:cs="Calibri" w:eastAsia="Calibri" w:hAnsi="Calibri"/>
-          <w:sz w:val="6"/>
-          <w:szCs w:val="6"/>
-        </w:rPr>
-      </w:pPr>
-      <w:r>
-        <w:rPr>
-          <w:rtl w:val="0"/>
-        </w:rPr>
-      </w:r>
-    </w:p>
-    <w:p>
-      <w:pPr>
-        <w:tabs>
-          <w:tab w:val="right" w:leader="none" w:pos="10770"/>
-        </w:tabs>
-        <w:spacing w:after="18" w:line="216" w:lineRule="auto"/>
-        <w:ind w:left="720" w:right="-720" w:firstLine="0"/>
-        <w:rPr>
-          <w:rFonts w:ascii="Calibri" w:cs="Calibri" w:eastAsia="Calibri" w:hAnsi="Calibri"/>
-          <w:sz w:val="6"/>
-          <w:szCs w:val="6"/>
+        <w:keepNext w:val="0"/>
+        <w:keepLines w:val="0"/>
+        <w:pageBreakBefore w:val="0"/>
+        <w:widowControl w:val="1"/>
+        <w:numPr>
+          <w:ilvl w:val="0"/>
+          <w:numId w:val="1"/>
+        </w:numPr>
+        <w:pBdr>
+          <w:top w:space="0" w:sz="0" w:val="nil"/>
+          <w:left w:space="0" w:sz="0" w:val="nil"/>
+          <w:bottom w:space="0" w:sz="0" w:val="nil"/>
+          <w:right w:space="0" w:sz="0" w:val="nil"/>
+          <w:between w:space="0" w:sz="0" w:val="nil"/>
+        </w:pBdr>
+        <w:shd w:fill="auto" w:val="clear"/>
+        <w:tabs>
+          <w:tab w:val="right" w:leader="none" w:pos="10770"/>
+        </w:tabs>
+        <w:spacing w:after="18" w:before="0" w:line="216" w:lineRule="auto"/>
+        <w:ind w:left="-180" w:right="-720" w:hanging="270"/>
+        <w:jc w:val="left"/>
+        <w:rPr>
+          <w:rFonts w:ascii="Calibri" w:cs="Calibri" w:eastAsia="Calibri" w:hAnsi="Calibri"/>
+        </w:rPr>
+      </w:pPr>
+      <w:r>
+        <w:rPr>
+          <w:rFonts w:ascii="Calibri" w:cs="Calibri" w:eastAsia="Calibri" w:hAnsi="Calibri"/>
+          <w:rtl w:val="0"/>
+        </w:rPr>
+        <w:t xml:space="preserve">Conducted statistical inference including randomization checks, confidence intervals, and power analysis to ensure data-driven recommendations</w:t>
+      </w:r>
+    </w:p>
+    <w:p>
+      <w:pPr>
+        <w:tabs>
+          <w:tab w:val="right" w:leader="none" w:pos="10770"/>
+        </w:tabs>
+        <w:spacing w:after="18" w:line="216" w:lineRule="auto"/>
+        <w:ind w:left="0" w:right="-720" w:firstLine="0"/>
+        <w:rPr>
+          <w:rFonts w:ascii="Calibri" w:cs="Calibri" w:eastAsia="Calibri" w:hAnsi="Calibri"/>
         </w:rPr>
       </w:pPr>
       <w:r>
@@ -1164,26 +1140,26 @@
     <w:p>
       <w:pPr>
         <w:spacing w:after="18" w:line="216" w:lineRule="auto"/>
-        <w:ind w:left="-540" w:right="-720" w:hanging="180"/>
-        <w:rPr>
-          <w:rFonts w:ascii="Calibri" w:cs="Calibri" w:eastAsia="Calibri" w:hAnsi="Calibri"/>
-        </w:rPr>
-      </w:pPr>
-      <w:r>
-        <w:rPr>
-          <w:rFonts w:ascii="Calibri" w:cs="Calibri" w:eastAsia="Calibri" w:hAnsi="Calibri"/>
-          <w:b w:val="1"/>
-          <w:bCs w:val="1"/>
-          <w:rtl w:val="0"/>
-        </w:rPr>
-        <w:t xml:space="preserve">Technical:</w:t>
-      </w:r>
-      <w:r>
-        <w:rPr>
-          <w:rFonts w:ascii="Calibri" w:cs="Calibri" w:eastAsia="Calibri" w:hAnsi="Calibri"/>
-          <w:rtl w:val="0"/>
-        </w:rPr>
-        <w:t xml:space="preserve"> Python, SQL, Tableau, Looker Studio, R, Microsoft Office, Google Workspace, Notion, Canva, Adobe, Meta Ads Manager</w:t>
+        <w:ind w:left="-720" w:right="-990" w:firstLine="0"/>
+        <w:rPr>
+          <w:rFonts w:ascii="Calibri" w:cs="Calibri" w:eastAsia="Calibri" w:hAnsi="Calibri"/>
+        </w:rPr>
+      </w:pPr>
+      <w:r>
+        <w:rPr>
+          <w:rFonts w:ascii="Calibri" w:cs="Calibri" w:eastAsia="Calibri" w:hAnsi="Calibri"/>
+          <w:b w:val="1"/>
+          <w:bCs w:val="1"/>
+          <w:rtl w:val="0"/>
+        </w:rPr>
+        <w:t xml:space="preserve">Skills:</w:t>
+      </w:r>
+      <w:r>
+        <w:rPr>
+          <w:rFonts w:ascii="Calibri" w:cs="Calibri" w:eastAsia="Calibri" w:hAnsi="Calibri"/>
+          <w:rtl w:val="0"/>
+        </w:rPr>
+        <w:t xml:space="preserve"> Python, SQL, Tableau, Looker Studio, Meta Ads Manager, Google Analytics, PostHog, Microsoft Office, Google Workspace, Canva, Notion</w:t>
       </w:r>
     </w:p>
     <w:p>
